--- a/resources/dist/sheets/presidential-elections-1796-1800-student-sheet-es.docx
+++ b/resources/dist/sheets/presidential-elections-1796-1800-student-sheet-es.docx
@@ -7,9 +7,6 @@
         <w:pStyle w:val="Heading1"/>
       </w:pPr>
       <w:r>
-        <w:rPr>
-          <w:lang w:val="es-US"/>
-        </w:rPr>
         <w:t xml:space="preserve">Elecciones presidenciales de 1796 y 1800</w:t>
       </w:r>
     </w:p>
@@ -18,30 +15,26 @@
         <w:pStyle w:val="Subtle"/>
       </w:pPr>
       <w:r>
-        <w:rPr>
-          <w:lang w:val="es-US"/>
-        </w:rPr>
         <w:t xml:space="preserve">Hoja del estudiante</w:t>
       </w:r>
     </w:p>
     <w:p>
       <w:pPr>
         <w:tabs>
-          <w:tab w:val="left" w:pos="5200"/>
+          <w:tab w:val="left" w:pos="5000" w:leader="underscore"/>
+          <w:tab w:val="left" w:pos="5600"/>
+          <w:tab w:val="left" w:pos="9400" w:leader="underscore"/>
         </w:tabs>
         <w:spacing w:after="120" w:before="120"/>
       </w:pPr>
       <w:r>
-        <w:rPr>
-          <w:lang w:val="es-US"/>
-        </w:rPr>
-        <w:t xml:space="preserve">Nombre: ____________________________</w:t>
-      </w:r>
-      <w:r>
-        <w:rPr>
-          <w:lang w:val="es-US"/>
-        </w:rPr>
-        <w:t xml:space="preserve">	Fecha: ______________</w:t>
+        <w:t xml:space="preserve">Nombre:</w:t>
+      </w:r>
+      <w:r>
+        <w:t xml:space="preserve">		Fecha:</w:t>
+      </w:r>
+      <w:r>
+        <w:t xml:space="preserve">	</w:t>
       </w:r>
     </w:p>
     <w:p>
@@ -53,50 +46,50 @@
         <w:rPr>
           <w:b/>
           <w:bCs/>
-          <w:lang w:val="es-US"/>
         </w:rPr>
         <w:t xml:space="preserve">Pregunta central: </w:t>
       </w:r>
       <w:r>
-        <w:rPr>
-          <w:lang w:val="es-US"/>
-        </w:rPr>
         <w:t xml:space="preserve">¿Cómo dividieron al país los primeros partidos políticos?</w:t>
       </w:r>
     </w:p>
     <w:p>
       <w:pPr>
-        <w:spacing w:after="160"/>
+        <w:spacing w:after="40"/>
       </w:pPr>
       <w:r>
         <w:rPr>
           <w:i/>
           <w:iCs/>
-          <w:lang w:val="es-US"/>
         </w:rPr>
         <w:t xml:space="preserve">Abre el mapa en MapMaker: </w:t>
       </w:r>
-      <w:hyperlink w:history="1" r:id="rIdrhlgrlahq41aei6opz0id">
+      <w:hyperlink w:history="1" r:id="rIdadjhqvueysdlxurzhr400">
         <w:r>
           <w:rPr>
             <w:i/>
             <w:iCs/>
             <w:color w:val="0A4FA8"/>
             <w:u w:val="single"/>
-            <w:lang w:val="es-US"/>
           </w:rPr>
-          <w:t xml:space="preserve">Presidential Elections, 1796 and 1800</w:t>
+          <w:t xml:space="preserve">Elecciones presidenciales de 1796 y 1800</w:t>
         </w:r>
       </w:hyperlink>
     </w:p>
     <w:p>
       <w:pPr>
+        <w:pStyle w:val="Credits"/>
+        <w:spacing w:after="160"/>
+      </w:pPr>
+      <w:r>
+        <w:t xml:space="preserve">Dirección del mapa: https://mpmkr.maps.arcgis.com/apps/instant/atlas/index.html?appid=0cd1cdee853c413a84bfe4b9a6931f0d&amp;webmap=6173219d9cd84812bcd4fed859b2c182</w:t>
+      </w:r>
+    </w:p>
+    <w:p>
+      <w:pPr>
         <w:pStyle w:val="Heading2"/>
       </w:pPr>
       <w:r>
-        <w:rPr>
-          <w:lang w:val="es-US"/>
-        </w:rPr>
         <w:t xml:space="preserve">Antes de empezar</w:t>
       </w:r>
     </w:p>
@@ -105,9 +98,6 @@
         <w:spacing w:after="80"/>
       </w:pPr>
       <w:r>
-        <w:rPr>
-          <w:lang w:val="es-US"/>
-        </w:rPr>
         <w:t xml:space="preserve">George Washington no pertenecía a ningún partido y, en 1796, cuando se preparaba para dejar la presidencia, advirtió a los estadounidenses contra los partidos. Para entonces ya se habían formado dos: los federalistas, encabezados por John Adams y Alexander Hamilton, y los demócrata-republicanos, encabezados por Thomas Jefferson y James Madison. Cada elector emitía dos votos para presidente, y quien quedaba en segundo lugar era vicepresidente.</w:t>
       </w:r>
     </w:p>
@@ -116,9 +106,6 @@
         <w:pStyle w:val="Heading2"/>
       </w:pPr>
       <w:r>
-        <w:rPr>
-          <w:lang w:val="es-US"/>
-        </w:rPr>
         <w:t xml:space="preserve">Cómo leer el mapa</w:t>
       </w:r>
     </w:p>
@@ -127,10 +114,7 @@
         <w:spacing w:after="80"/>
       </w:pPr>
       <w:r>
-        <w:rPr>
-          <w:lang w:val="es-US"/>
-        </w:rPr>
-        <w:t xml:space="preserve">El mapa no tiene nombres de lugares: haz clic en un gráfico circular para ver el nombre del estado. Cada gráfico muestra cómo votaron los electores de un estado: naranja para John Adams (federalista) y azul para Thomas Jefferson (demócrata-republicano). Los gráficos más grandes indican más electores. Cada elector emitía dos votos; la ventana emergente muestra a los demás candidatos. La capa Election of 1800 está desactivada al abrir el mapa. Los cuadrados rosados marcan dos casos de la Corte Suprema. Maine aparece dentro de Massachusetts y Virginia Occidental dentro de Virginia, y no se muestran los territorios.</w:t>
+        <w:t xml:space="preserve">El mapa no tiene nombres de lugares: haz clic en un gráfico circular para ver el nombre del estado y su número de electores. Cada gráfico muestra cómo votaron los electores de un estado: naranja para John Adams (federalista) y azul para Thomas Jefferson (demócrata-republicano); usa la leyenda. Los gráficos más grandes indican más electores. Cada elector emitía dos votos; la ventana emergente muestra a los demás candidatos. La capa Election of 1800 está desactivada al abrir el mapa. Los cuadrados rosados marcan dos casos de la Corte Suprema; cada ventana emergente tiene una parte Why here (por qué aquí). Maine aparece dentro de Massachusetts y Virginia Occidental dentro de Virginia, y no se muestran los territorios.</w:t>
       </w:r>
     </w:p>
     <w:p>
@@ -142,14 +126,10 @@
         <w:rPr>
           <w:b/>
           <w:bCs/>
-          <w:lang w:val="es-US"/>
         </w:rPr>
         <w:t xml:space="preserve">Consejo: </w:t>
       </w:r>
       <w:r>
-        <w:rPr>
-          <w:lang w:val="es-US"/>
-        </w:rPr>
         <w:t xml:space="preserve">Si una ventana emergente dice 1 de 2 (o más), hay más de un elemento en ese lugar. Usa las flechas de la ventana para ver cada uno.</w:t>
       </w:r>
     </w:p>
@@ -158,9 +138,6 @@
         <w:pStyle w:val="Heading2"/>
       </w:pPr>
       <w:r>
-        <w:rPr>
-          <w:lang w:val="es-US"/>
-        </w:rPr>
         <w:t xml:space="preserve">Preguntas</w:t>
       </w:r>
     </w:p>
@@ -178,15 +155,11 @@
         <w:rPr>
           <w:b/>
           <w:bCs/>
-          <w:lang w:val="es-US"/>
-        </w:rPr>
-        <w:t xml:space="preserve">La elección de 1796 </w:t>
-      </w:r>
-      <w:r>
-        <w:rPr>
-          <w:lang w:val="es-US"/>
-        </w:rPr>
-        <w:t xml:space="preserve">Abre el marcador The sixteen states y haz clic en los gráficos de 1796. ¿Qué parte del país votó sobre todo por Adams y cuál por Jefferson? ¿Qué estados dividieron sus votos?</w:t>
+        </w:rPr>
+        <w:t xml:space="preserve">La elección de 1796. </w:t>
+      </w:r>
+      <w:r>
+        <w:t xml:space="preserve">Abre el marcador The sixteen states (Los dieciséis estados) y usa la leyenda para leer los gráficos circulares de 1796. ¿Qué parte del país votó sobre todo por Adams y cuál por Jefferson? Haz clic en cada gráfico de dos colores: ¿qué estados dividieron sus votos, y cómo?</w:t>
       </w:r>
     </w:p>
     <w:p>
@@ -195,42 +168,21 @@
         <w:pBdr>
           <w:bottom w:val="single" w:color="8A949F" w:sz="4" w:space="1"/>
         </w:pBdr>
-        <w:spacing w:before="100"/>
-      </w:pPr>
-      <w:r>
-        <w:rPr>
-          <w:lang w:val="es-US"/>
-        </w:rPr>
-        <w:t xml:space="preserve"/>
-      </w:r>
-    </w:p>
-    <w:p>
-      <w:pPr>
-        <w:keepNext/>
+        <w:spacing w:before="90" w:line="240"/>
+      </w:pPr>
+      <w:r>
+        <w:t xml:space="preserve"/>
+      </w:r>
+    </w:p>
+    <w:p>
+      <w:pPr>
+        <w:keepNext w:val="false"/>
         <w:pBdr>
           <w:bottom w:val="single" w:color="8A949E" w:sz="4" w:space="1"/>
         </w:pBdr>
-        <w:spacing w:before="100"/>
-      </w:pPr>
-      <w:r>
-        <w:rPr>
-          <w:lang w:val="es-US"/>
-        </w:rPr>
-        <w:t xml:space="preserve"/>
-      </w:r>
-    </w:p>
-    <w:p>
-      <w:pPr>
-        <w:keepNext w:val="false"/>
-        <w:pBdr>
-          <w:bottom w:val="single" w:color="8A949F" w:sz="4" w:space="1"/>
-        </w:pBdr>
-        <w:spacing w:before="100"/>
-      </w:pPr>
-      <w:r>
-        <w:rPr>
-          <w:lang w:val="es-US"/>
-        </w:rPr>
+        <w:spacing w:before="90" w:line="240"/>
+      </w:pPr>
+      <w:r>
         <w:t xml:space="preserve"/>
       </w:r>
     </w:p>
@@ -248,15 +200,11 @@
         <w:rPr>
           <w:b/>
           <w:bCs/>
-          <w:lang w:val="es-US"/>
-        </w:rPr>
-        <w:t xml:space="preserve">La elección de 1800 </w:t>
-      </w:r>
-      <w:r>
-        <w:rPr>
-          <w:lang w:val="es-US"/>
-        </w:rPr>
-        <w:t xml:space="preserve">En las capas del mapa (Map layers), desactiva Election of 1796 y activa Election of 1800. ¿Qué estado grande pasó de Adams a Jefferson? ¿Qué estados dividieron sus votos esta vez?</w:t>
+        </w:rPr>
+        <w:t xml:space="preserve">La elección de 1800. </w:t>
+      </w:r>
+      <w:r>
+        <w:t xml:space="preserve">En las capas del mapa (Map layers), desactiva Election of 1796 (Elección de 1796) y activa Election of 1800 (Elección de 1800). ¿Qué estados tienen gráficos de dos colores esta vez? Haz clic en cada uno: ¿cómo se dividieron sus electores entre Adams y Jefferson? ¿Qué estado estuvo más reñido?</w:t>
       </w:r>
     </w:p>
     <w:p>
@@ -265,42 +213,21 @@
         <w:pBdr>
           <w:bottom w:val="single" w:color="8A949F" w:sz="4" w:space="1"/>
         </w:pBdr>
-        <w:spacing w:before="100"/>
-      </w:pPr>
-      <w:r>
-        <w:rPr>
-          <w:lang w:val="es-US"/>
-        </w:rPr>
-        <w:t xml:space="preserve"/>
-      </w:r>
-    </w:p>
-    <w:p>
-      <w:pPr>
-        <w:keepNext/>
+        <w:spacing w:before="90" w:line="240"/>
+      </w:pPr>
+      <w:r>
+        <w:t xml:space="preserve"/>
+      </w:r>
+    </w:p>
+    <w:p>
+      <w:pPr>
+        <w:keepNext w:val="false"/>
         <w:pBdr>
           <w:bottom w:val="single" w:color="8A949E" w:sz="4" w:space="1"/>
         </w:pBdr>
-        <w:spacing w:before="100"/>
-      </w:pPr>
-      <w:r>
-        <w:rPr>
-          <w:lang w:val="es-US"/>
-        </w:rPr>
-        <w:t xml:space="preserve"/>
-      </w:r>
-    </w:p>
-    <w:p>
-      <w:pPr>
-        <w:keepNext w:val="false"/>
-        <w:pBdr>
-          <w:bottom w:val="single" w:color="8A949F" w:sz="4" w:space="1"/>
-        </w:pBdr>
-        <w:spacing w:before="100"/>
-      </w:pPr>
-      <w:r>
-        <w:rPr>
-          <w:lang w:val="es-US"/>
-        </w:rPr>
+        <w:spacing w:before="90" w:line="240"/>
+      </w:pPr>
+      <w:r>
         <w:t xml:space="preserve"/>
       </w:r>
     </w:p>
@@ -318,15 +245,11 @@
         <w:rPr>
           <w:b/>
           <w:bCs/>
-          <w:lang w:val="es-US"/>
-        </w:rPr>
-        <w:t xml:space="preserve">Un empate </w:t>
-      </w:r>
-      <w:r>
-        <w:rPr>
-          <w:lang w:val="es-US"/>
-        </w:rPr>
-        <w:t xml:space="preserve">En 1800 cada elector todavía emitía dos votos. Haz clic en Virginia y en Nueva York. ¿Quién recibió el mismo número de votos que Jefferson? ¿Por qué tuvo que elegir al presidente la Cámara de Representantes?</w:t>
+        </w:rPr>
+        <w:t xml:space="preserve">¿Qué estados cambiaron? </w:t>
+      </w:r>
+      <w:r>
+        <w:t xml:space="preserve">Alterna entre Election of 1796 y Election of 1800 en las capas del mapa (una activada, la otra desactivada). ¿Qué estado cambió todo su gráfico de naranja a azul, y cuántos electores tenía? ¿Qué estados cambiaron las proporciones de su gráfico? ¿Cambió algún estado de Nueva Inglaterra? Con los dos mapas, describe dónde era fuerte cada partido y dónde competían los dos partidos.</w:t>
       </w:r>
     </w:p>
     <w:p>
@@ -336,10 +259,25 @@
         <w:ind w:left="360"/>
       </w:pPr>
       <w:r>
-        <w:rPr>
-          <w:lang w:val="es-US"/>
-        </w:rPr>
-        <w:t xml:space="preserve">Jefferson: ____ votos. Aaron Burr: ____ votos.</w:t>
+        <w:t xml:space="preserve">Cambió por completo: </w:t>
+      </w:r>
+      <w:r>
+        <w:rPr>
+          <w:u w:val="single"/>
+        </w:rPr>
+        <w:t xml:space="preserve">              </w:t>
+      </w:r>
+      <w:r>
+        <w:t xml:space="preserve">, con </w:t>
+      </w:r>
+      <w:r>
+        <w:rPr>
+          <w:u w:val="single"/>
+        </w:rPr>
+        <w:t xml:space="preserve">              </w:t>
+      </w:r>
+      <w:r>
+        <w:t xml:space="preserve"> electores.</w:t>
       </w:r>
     </w:p>
     <w:p>
@@ -348,12 +286,9 @@
         <w:pBdr>
           <w:bottom w:val="single" w:color="8A949F" w:sz="4" w:space="1"/>
         </w:pBdr>
-        <w:spacing w:before="100"/>
-      </w:pPr>
-      <w:r>
-        <w:rPr>
-          <w:lang w:val="es-US"/>
-        </w:rPr>
+        <w:spacing w:before="90" w:line="240"/>
+      </w:pPr>
+      <w:r>
         <w:t xml:space="preserve"/>
       </w:r>
     </w:p>
@@ -363,12 +298,9 @@
         <w:pBdr>
           <w:bottom w:val="single" w:color="8A949E" w:sz="4" w:space="1"/>
         </w:pBdr>
-        <w:spacing w:before="100"/>
-      </w:pPr>
-      <w:r>
-        <w:rPr>
-          <w:lang w:val="es-US"/>
-        </w:rPr>
+        <w:spacing w:before="90" w:line="240"/>
+      </w:pPr>
+      <w:r>
         <w:t xml:space="preserve"/>
       </w:r>
     </w:p>
@@ -378,12 +310,9 @@
         <w:pBdr>
           <w:bottom w:val="single" w:color="8A949F" w:sz="4" w:space="1"/>
         </w:pBdr>
-        <w:spacing w:before="100"/>
-      </w:pPr>
-      <w:r>
-        <w:rPr>
-          <w:lang w:val="es-US"/>
-        </w:rPr>
+        <w:spacing w:before="90" w:line="240"/>
+      </w:pPr>
+      <w:r>
         <w:t xml:space="preserve"/>
       </w:r>
     </w:p>
@@ -401,15 +330,30 @@
         <w:rPr>
           <w:b/>
           <w:bCs/>
-          <w:lang w:val="es-US"/>
-        </w:rPr>
-        <w:t xml:space="preserve">La Corte Suprema </w:t>
-      </w:r>
-      <w:r>
-        <w:rPr>
-          <w:lang w:val="es-US"/>
-        </w:rPr>
-        <w:t xml:space="preserve">Haz clic en los dos cuadrados rosados: Marbury v. Madison (1803) y McCulloch v. Maryland (1819). Para cada caso, escribe la pregunta que respondió la Corte y por qué es importante el fallo.</w:t>
+        </w:rPr>
+        <w:t xml:space="preserve">La Corte Suprema, cerca de la capital. </w:t>
+      </w:r>
+      <w:r>
+        <w:t xml:space="preserve">Haz clic en los dos cuadrados rosados: Marbury v. Madison (1803) y McCulloch v. Maryland (1819). En la parte Why here (por qué aquí) de cada ventana emergente, ¿qué ocurrió en ese lugar para que el caso llegara a la Corte? Usa la herramienta de medir (Measure) para hallar la distancia en línea recta entre los dos cuadrados. ¿Por qué crees que los dos casos surgieron tan cerca de la capital nacional?</w:t>
+      </w:r>
+    </w:p>
+    <w:p>
+      <w:pPr>
+        <w:keepNext/>
+        <w:spacing w:before="120"/>
+        <w:ind w:left="360"/>
+      </w:pPr>
+      <w:r>
+        <w:t xml:space="preserve">Distancia entre los dos casos: unas </w:t>
+      </w:r>
+      <w:r>
+        <w:rPr>
+          <w:u w:val="single"/>
+        </w:rPr>
+        <w:t xml:space="preserve">              </w:t>
+      </w:r>
+      <w:r>
+        <w:t xml:space="preserve"> millas.</w:t>
       </w:r>
     </w:p>
     <w:p>
@@ -418,57 +362,21 @@
         <w:pBdr>
           <w:bottom w:val="single" w:color="8A949F" w:sz="4" w:space="1"/>
         </w:pBdr>
-        <w:spacing w:before="100"/>
-      </w:pPr>
-      <w:r>
-        <w:rPr>
-          <w:lang w:val="es-US"/>
-        </w:rPr>
-        <w:t xml:space="preserve"/>
-      </w:r>
-    </w:p>
-    <w:p>
-      <w:pPr>
-        <w:keepNext/>
+        <w:spacing w:before="90" w:line="240"/>
+      </w:pPr>
+      <w:r>
+        <w:t xml:space="preserve"/>
+      </w:r>
+    </w:p>
+    <w:p>
+      <w:pPr>
+        <w:keepNext w:val="false"/>
         <w:pBdr>
           <w:bottom w:val="single" w:color="8A949E" w:sz="4" w:space="1"/>
         </w:pBdr>
-        <w:spacing w:before="100"/>
-      </w:pPr>
-      <w:r>
-        <w:rPr>
-          <w:lang w:val="es-US"/>
-        </w:rPr>
-        <w:t xml:space="preserve"/>
-      </w:r>
-    </w:p>
-    <w:p>
-      <w:pPr>
-        <w:keepNext/>
-        <w:pBdr>
-          <w:bottom w:val="single" w:color="8A949F" w:sz="4" w:space="1"/>
-        </w:pBdr>
-        <w:spacing w:before="100"/>
-      </w:pPr>
-      <w:r>
-        <w:rPr>
-          <w:lang w:val="es-US"/>
-        </w:rPr>
-        <w:t xml:space="preserve"/>
-      </w:r>
-    </w:p>
-    <w:p>
-      <w:pPr>
-        <w:keepNext w:val="false"/>
-        <w:pBdr>
-          <w:bottom w:val="single" w:color="8A949E" w:sz="4" w:space="1"/>
-        </w:pBdr>
-        <w:spacing w:before="100"/>
-      </w:pPr>
-      <w:r>
-        <w:rPr>
-          <w:lang w:val="es-US"/>
-        </w:rPr>
+        <w:spacing w:before="90" w:line="240"/>
+      </w:pPr>
+      <w:r>
         <w:t xml:space="preserve"/>
       </w:r>
     </w:p>
@@ -481,14 +389,10 @@
         <w:rPr>
           <w:b/>
           <w:bCs/>
-          <w:lang w:val="es-US"/>
         </w:rPr>
         <w:t xml:space="preserve">Tu respuesta: </w:t>
       </w:r>
       <w:r>
-        <w:rPr>
-          <w:lang w:val="es-US"/>
-        </w:rPr>
         <w:t xml:space="preserve">Responde la pregunta central con evidencia de al menos dos capas del mapa. Puedes escribir un párrafo, dibujar en el mapa o hacer ambas cosas.</w:t>
       </w:r>
     </w:p>
@@ -498,12 +402,9 @@
         <w:pBdr>
           <w:bottom w:val="single" w:color="8A949F" w:sz="4" w:space="1"/>
         </w:pBdr>
-        <w:spacing w:before="100"/>
-      </w:pPr>
-      <w:r>
-        <w:rPr>
-          <w:lang w:val="es-US"/>
-        </w:rPr>
+        <w:spacing w:before="90" w:line="240"/>
+      </w:pPr>
+      <w:r>
         <w:t xml:space="preserve"/>
       </w:r>
     </w:p>
@@ -513,43 +414,38 @@
         <w:pBdr>
           <w:bottom w:val="single" w:color="8A949E" w:sz="4" w:space="1"/>
         </w:pBdr>
-        <w:spacing w:before="100"/>
-      </w:pPr>
-      <w:r>
-        <w:rPr>
-          <w:lang w:val="es-US"/>
-        </w:rPr>
-        <w:t xml:space="preserve"/>
-      </w:r>
-    </w:p>
-    <w:p>
-      <w:pPr>
-        <w:keepNext/>
+        <w:spacing w:before="90" w:line="240"/>
+      </w:pPr>
+      <w:r>
+        <w:t xml:space="preserve"/>
+      </w:r>
+    </w:p>
+    <w:p>
+      <w:pPr>
+        <w:keepNext w:val="false"/>
         <w:pBdr>
           <w:bottom w:val="single" w:color="8A949F" w:sz="4" w:space="1"/>
         </w:pBdr>
-        <w:spacing w:before="100"/>
-      </w:pPr>
-      <w:r>
-        <w:rPr>
-          <w:lang w:val="es-US"/>
-        </w:rPr>
-        <w:t xml:space="preserve"/>
-      </w:r>
-    </w:p>
-    <w:p>
-      <w:pPr>
-        <w:keepNext/>
-        <w:pBdr>
-          <w:bottom w:val="single" w:color="8A949E" w:sz="4" w:space="1"/>
-        </w:pBdr>
-        <w:spacing w:before="100"/>
-      </w:pPr>
-      <w:r>
-        <w:rPr>
-          <w:lang w:val="es-US"/>
-        </w:rPr>
-        <w:t xml:space="preserve"/>
+        <w:spacing w:before="90" w:line="240"/>
+      </w:pPr>
+      <w:r>
+        <w:t xml:space="preserve"/>
+      </w:r>
+    </w:p>
+    <w:p>
+      <w:pPr>
+        <w:pStyle w:val="Heading2"/>
+      </w:pPr>
+      <w:r>
+        <w:t xml:space="preserve">Reflexión</w:t>
+      </w:r>
+    </w:p>
+    <w:p>
+      <w:pPr>
+        <w:keepNext/>
+      </w:pPr>
+      <w:r>
+        <w:t xml:space="preserve">¿Qué te mostró el mapa sobre los primeros partidos políticos que quizá no habrías notado solo con la lectura?</w:t>
       </w:r>
     </w:p>
     <w:p>
@@ -558,92 +454,19 @@
         <w:pBdr>
           <w:bottom w:val="single" w:color="8A949F" w:sz="4" w:space="1"/>
         </w:pBdr>
-        <w:spacing w:before="100"/>
-      </w:pPr>
-      <w:r>
-        <w:rPr>
-          <w:lang w:val="es-US"/>
-        </w:rPr>
-        <w:t xml:space="preserve"/>
-      </w:r>
-    </w:p>
-    <w:p>
-      <w:pPr>
-        <w:pStyle w:val="Heading2"/>
-      </w:pPr>
-      <w:r>
-        <w:rPr>
-          <w:lang w:val="es-US"/>
-        </w:rPr>
-        <w:t xml:space="preserve">Reflexión</w:t>
-      </w:r>
-    </w:p>
-    <w:p>
-      <w:pPr>
-        <w:keepNext/>
-      </w:pPr>
-      <w:r>
-        <w:rPr>
-          <w:lang w:val="es-US"/>
-        </w:rPr>
-        <w:t xml:space="preserve">¿Qué te mostró el mapa sobre los primeros partidos políticos que quizá no habrías notado solo con la lectura?</w:t>
-      </w:r>
-    </w:p>
-    <w:p>
-      <w:pPr>
-        <w:keepNext/>
-        <w:pBdr>
-          <w:bottom w:val="single" w:color="8A949F" w:sz="4" w:space="1"/>
-        </w:pBdr>
-        <w:spacing w:before="100"/>
-      </w:pPr>
-      <w:r>
-        <w:rPr>
-          <w:lang w:val="es-US"/>
-        </w:rPr>
-        <w:t xml:space="preserve"/>
-      </w:r>
-    </w:p>
-    <w:p>
-      <w:pPr>
-        <w:keepNext/>
-        <w:pBdr>
-          <w:bottom w:val="single" w:color="8A949E" w:sz="4" w:space="1"/>
-        </w:pBdr>
-        <w:spacing w:before="100"/>
-      </w:pPr>
-      <w:r>
-        <w:rPr>
-          <w:lang w:val="es-US"/>
-        </w:rPr>
-        <w:t xml:space="preserve"/>
-      </w:r>
-    </w:p>
-    <w:p>
-      <w:pPr>
-        <w:keepNext w:val="false"/>
-        <w:pBdr>
-          <w:bottom w:val="single" w:color="8A949F" w:sz="4" w:space="1"/>
-        </w:pBdr>
-        <w:spacing w:before="100"/>
-      </w:pPr>
-      <w:r>
-        <w:rPr>
-          <w:lang w:val="es-US"/>
-        </w:rPr>
+        <w:spacing w:before="90" w:line="240"/>
+      </w:pPr>
+      <w:r>
         <w:t xml:space="preserve"/>
       </w:r>
     </w:p>
     <w:p>
       <w:pPr>
         <w:pStyle w:val="Credits"/>
-        <w:spacing w:before="360"/>
-      </w:pPr>
-      <w:r>
-        <w:rPr>
-          <w:lang w:val="es-US"/>
-        </w:rPr>
-        <w:t xml:space="preserve">Map data: National Archives (Electoral College results); state outlines from Natural Earth; National Archives (Milestone Documents).</w:t>
+        <w:spacing w:before="120"/>
+      </w:pPr>
+      <w:r>
+        <w:t xml:space="preserve">Datos del mapa: National Archives (Electoral College results); state outlines from Natural Earth; National Archives (Milestone Documents).</w:t>
       </w:r>
     </w:p>
     <w:sectPr>
@@ -705,10 +528,7 @@
       <w:pStyle w:val="Credits"/>
     </w:pPr>
     <w:r>
-      <w:rPr>
-        <w:lang w:val="es-US"/>
-      </w:rPr>
-      <w:t xml:space="preserve">Presidential Elections, 1796 and 1800, version 0.1.0. Draft translation.</w:t>
+      <w:t xml:space="preserve">Elecciones presidenciales de 1796 y 1800, 0.2.0.</w:t>
     </w:r>
   </w:p>
 </w:ftr>
@@ -872,6 +692,7 @@
         <w:rFonts w:ascii="Arial" w:cs="Arial" w:eastAsia="Arial" w:hAnsi="Arial"/>
         <w:sz w:val="24"/>
         <w:szCs w:val="24"/>
+        <w:lang w:val="es-US"/>
       </w:rPr>
     </w:rPrDefault>
     <w:pPrDefault>
@@ -895,10 +716,17 @@
     <w:basedOn w:val="Normal"/>
     <w:next w:val="Normal"/>
     <w:qFormat/>
-    <w:rPr>
-      <w:color w:val="2E74B5"/>
-      <w:sz w:val="32"/>
-      <w:szCs w:val="32"/>
+    <w:pPr>
+      <w:spacing w:after="60"/>
+      <w:outlineLvl w:val="0"/>
+    </w:pPr>
+    <w:rPr>
+      <w:rFonts w:ascii="Arial" w:cs="Arial" w:eastAsia="Arial" w:hAnsi="Arial"/>
+      <w:b/>
+      <w:bCs/>
+      <w:color w:val="1F1F1F"/>
+      <w:sz w:val="36"/>
+      <w:szCs w:val="36"/>
     </w:rPr>
   </w:style>
   <w:style w:type="paragraph" w:styleId="Heading2">
@@ -906,10 +734,18 @@
     <w:basedOn w:val="Normal"/>
     <w:next w:val="Normal"/>
     <w:qFormat/>
-    <w:rPr>
-      <w:color w:val="2E74B5"/>
-      <w:sz w:val="26"/>
-      <w:szCs w:val="26"/>
+    <w:pPr>
+      <w:keepNext/>
+      <w:spacing w:after="40" w:before="180"/>
+      <w:outlineLvl w:val="1"/>
+    </w:pPr>
+    <w:rPr>
+      <w:rFonts w:ascii="Arial" w:cs="Arial" w:eastAsia="Arial" w:hAnsi="Arial"/>
+      <w:b/>
+      <w:bCs/>
+      <w:color w:val="1F1F1F"/>
+      <w:sz w:val="28"/>
+      <w:szCs w:val="28"/>
     </w:rPr>
   </w:style>
   <w:style w:type="paragraph" w:styleId="Heading3">
@@ -917,8 +753,16 @@
     <w:basedOn w:val="Normal"/>
     <w:next w:val="Normal"/>
     <w:qFormat/>
-    <w:rPr>
-      <w:color w:val="1F4D78"/>
+    <w:pPr>
+      <w:keepNext/>
+      <w:spacing w:after="40" w:before="140"/>
+      <w:outlineLvl w:val="2"/>
+    </w:pPr>
+    <w:rPr>
+      <w:rFonts w:ascii="Arial" w:cs="Arial" w:eastAsia="Arial" w:hAnsi="Arial"/>
+      <w:b/>
+      <w:bCs/>
+      <w:color w:val="1F1F1F"/>
       <w:sz w:val="24"/>
       <w:szCs w:val="24"/>
     </w:rPr>
@@ -1051,51 +895,14 @@
       <w:szCs w:val="20"/>
     </w:rPr>
   </w:style>
-  <w:style w:type="paragraph" w:styleId="Heading1">
-    <w:name w:val="Heading 1"/>
-    <w:basedOn w:val="Normal"/>
-    <w:next w:val="Normal"/>
-    <w:qFormat/>
-    <w:pPr>
-      <w:spacing w:after="60"/>
-      <w:outlineLvl w:val="0"/>
-    </w:pPr>
-    <w:rPr>
-      <w:rFonts w:ascii="Arial" w:cs="Arial" w:eastAsia="Arial" w:hAnsi="Arial"/>
-      <w:b/>
-      <w:bCs/>
-      <w:color w:val="1F1F1F"/>
-      <w:sz w:val="36"/>
-      <w:szCs w:val="36"/>
-    </w:rPr>
-  </w:style>
-  <w:style w:type="paragraph" w:styleId="Heading2">
-    <w:name w:val="Heading 2"/>
-    <w:basedOn w:val="Normal"/>
-    <w:next w:val="Normal"/>
-    <w:qFormat/>
-    <w:pPr>
-      <w:keepNext/>
-      <w:spacing w:after="40" w:before="180"/>
-      <w:outlineLvl w:val="1"/>
-    </w:pPr>
-    <w:rPr>
-      <w:rFonts w:ascii="Arial" w:cs="Arial" w:eastAsia="Arial" w:hAnsi="Arial"/>
-      <w:b/>
-      <w:bCs/>
-      <w:color w:val="1F1F1F"/>
-      <w:sz w:val="28"/>
-      <w:szCs w:val="28"/>
-    </w:rPr>
-  </w:style>
   <w:style w:type="paragraph" w:styleId="Subtle">
     <w:name w:val="Subtle"/>
     <w:basedOn w:val="Normal"/>
     <w:rPr>
       <w:rFonts w:ascii="Arial" w:cs="Arial" w:eastAsia="Arial" w:hAnsi="Arial"/>
       <w:color w:val="555555"/>
-      <w:sz w:val="20"/>
-      <w:szCs w:val="20"/>
+      <w:sz w:val="22"/>
+      <w:szCs w:val="22"/>
     </w:rPr>
   </w:style>
   <w:style w:type="paragraph" w:styleId="Credits">
@@ -1107,8 +914,8 @@
     <w:rPr>
       <w:rFonts w:ascii="Arial" w:cs="Arial" w:eastAsia="Arial" w:hAnsi="Arial"/>
       <w:color w:val="555555"/>
-      <w:sz w:val="16"/>
-      <w:szCs w:val="16"/>
+      <w:sz w:val="18"/>
+      <w:szCs w:val="18"/>
     </w:rPr>
   </w:style>
 </w:styles>

--- a/resources/dist/sheets/presidential-elections-1796-1800-student-sheet-es.docx
+++ b/resources/dist/sheets/presidential-elections-1796-1800-student-sheet-es.docx
@@ -64,7 +64,7 @@
         </w:rPr>
         <w:t xml:space="preserve">Abre el mapa en MapMaker: </w:t>
       </w:r>
-      <w:hyperlink w:history="1" r:id="rIdadjhqvueysdlxurzhr400">
+      <w:hyperlink w:history="1" r:id="rIdonprfdwlipw_yfjcrzezz">
         <w:r>
           <w:rPr>
             <w:i/>

--- a/resources/dist/sheets/presidential-elections-1796-1800-student-sheet-es.docx
+++ b/resources/dist/sheets/presidential-elections-1796-1800-student-sheet-es.docx
@@ -64,7 +64,7 @@
         </w:rPr>
         <w:t xml:space="preserve">Abre el mapa en MapMaker: </w:t>
       </w:r>
-      <w:hyperlink w:history="1" r:id="rIdonprfdwlipw_yfjcrzezz">
+      <w:hyperlink w:history="1" r:id="rIdw-tabdoh8x-exk5sd2k7o">
         <w:r>
           <w:rPr>
             <w:i/>

--- a/resources/dist/sheets/presidential-elections-1796-1800-student-sheet-es.docx
+++ b/resources/dist/sheets/presidential-elections-1796-1800-student-sheet-es.docx
@@ -64,7 +64,7 @@
         </w:rPr>
         <w:t xml:space="preserve">Abre el mapa en MapMaker: </w:t>
       </w:r>
-      <w:hyperlink w:history="1" r:id="rIdw-tabdoh8x-exk5sd2k7o">
+      <w:hyperlink w:history="1" r:id="rIddvqvwdsf_fsy7utnshqzj">
         <w:r>
           <w:rPr>
             <w:i/>

--- a/resources/dist/sheets/presidential-elections-1796-1800-student-sheet-es.docx
+++ b/resources/dist/sheets/presidential-elections-1796-1800-student-sheet-es.docx
@@ -64,7 +64,7 @@
         </w:rPr>
         <w:t xml:space="preserve">Abre el mapa en MapMaker: </w:t>
       </w:r>
-      <w:hyperlink w:history="1" r:id="rIddvqvwdsf_fsy7utnshqzj">
+      <w:hyperlink w:history="1" r:id="rIdouyem90o2vtq7m_z3hhjg">
         <w:r>
           <w:rPr>
             <w:i/>

--- a/resources/dist/sheets/presidential-elections-1796-1800-student-sheet-es.docx
+++ b/resources/dist/sheets/presidential-elections-1796-1800-student-sheet-es.docx
@@ -64,7 +64,7 @@
         </w:rPr>
         <w:t xml:space="preserve">Abre el mapa en MapMaker: </w:t>
       </w:r>
-      <w:hyperlink w:history="1" r:id="rIdouyem90o2vtq7m_z3hhjg">
+      <w:hyperlink w:history="1" r:id="rIdbjv_rwqfnjebw7j4sl9gc">
         <w:r>
           <w:rPr>
             <w:i/>

--- a/resources/dist/sheets/presidential-elections-1796-1800-student-sheet-es.docx
+++ b/resources/dist/sheets/presidential-elections-1796-1800-student-sheet-es.docx
@@ -64,7 +64,7 @@
         </w:rPr>
         <w:t xml:space="preserve">Abre el mapa en MapMaker: </w:t>
       </w:r>
-      <w:hyperlink w:history="1" r:id="rIdbjv_rwqfnjebw7j4sl9gc">
+      <w:hyperlink w:history="1" r:id="rIdu3fgbtj476btalk3wxqia">
         <w:r>
           <w:rPr>
             <w:i/>
@@ -528,7 +528,7 @@
       <w:pStyle w:val="Credits"/>
     </w:pPr>
     <w:r>
-      <w:t xml:space="preserve">Elecciones presidenciales de 1796 y 1800, 0.2.0.</w:t>
+      <w:t xml:space="preserve">Elecciones presidenciales de 1796 y 1800, 0.3.0.</w:t>
     </w:r>
   </w:p>
 </w:ftr>

--- a/resources/dist/sheets/presidential-elections-1796-1800-student-sheet-es.docx
+++ b/resources/dist/sheets/presidential-elections-1796-1800-student-sheet-es.docx
@@ -64,7 +64,7 @@
         </w:rPr>
         <w:t xml:space="preserve">Abre el mapa en MapMaker: </w:t>
       </w:r>
-      <w:hyperlink w:history="1" r:id="rIdu3fgbtj476btalk3wxqia">
+      <w:hyperlink w:history="1" r:id="rIdgwjnztjiufv-loot3epoo">
         <w:r>
           <w:rPr>
             <w:i/>
@@ -528,7 +528,7 @@
       <w:pStyle w:val="Credits"/>
     </w:pPr>
     <w:r>
-      <w:t xml:space="preserve">Elecciones presidenciales de 1796 y 1800, 0.3.0.</w:t>
+      <w:t xml:space="preserve">Elecciones presidenciales de 1796 y 1800, 0.3.1.</w:t>
     </w:r>
   </w:p>
 </w:ftr>

--- a/resources/dist/sheets/presidential-elections-1796-1800-student-sheet-es.docx
+++ b/resources/dist/sheets/presidential-elections-1796-1800-student-sheet-es.docx
@@ -64,7 +64,7 @@
         </w:rPr>
         <w:t xml:space="preserve">Abre el mapa en MapMaker: </w:t>
       </w:r>
-      <w:hyperlink w:history="1" r:id="rIdgwjnztjiufv-loot3epoo">
+      <w:hyperlink w:history="1" r:id="rId64pcx4pdrnk3vqsqfw_de">
         <w:r>
           <w:rPr>
             <w:i/>

--- a/resources/dist/sheets/presidential-elections-1796-1800-student-sheet-es.docx
+++ b/resources/dist/sheets/presidential-elections-1796-1800-student-sheet-es.docx
@@ -7,7 +7,7 @@
         <w:pStyle w:val="Heading1"/>
       </w:pPr>
       <w:r>
-        <w:t xml:space="preserve">Elecciones presidenciales de 1796 y 1800</w:t>
+        <w:t xml:space="preserve">Partidos políticos y poder federal, 1796–1819</w:t>
       </w:r>
     </w:p>
     <w:p>
@@ -64,7 +64,7 @@
         </w:rPr>
         <w:t xml:space="preserve">Abre el mapa en MapMaker: </w:t>
       </w:r>
-      <w:hyperlink w:history="1" r:id="rId64pcx4pdrnk3vqsqfw_de">
+      <w:hyperlink w:history="1" r:id="rIdnpj9ymey5fg5dokaui2el">
         <w:r>
           <w:rPr>
             <w:i/>
@@ -72,7 +72,7 @@
             <w:color w:val="0A4FA8"/>
             <w:u w:val="single"/>
           </w:rPr>
-          <w:t xml:space="preserve">Elecciones presidenciales de 1796 y 1800</w:t>
+          <w:t xml:space="preserve">Partidos políticos y poder federal, 1796–1819</w:t>
         </w:r>
       </w:hyperlink>
     </w:p>
@@ -528,7 +528,7 @@
       <w:pStyle w:val="Credits"/>
     </w:pPr>
     <w:r>
-      <w:t xml:space="preserve">Elecciones presidenciales de 1796 y 1800, 0.3.1.</w:t>
+      <w:t xml:space="preserve">Partidos políticos y poder federal, 1796–1819, 0.4.0.</w:t>
     </w:r>
   </w:p>
 </w:ftr>

--- a/resources/dist/sheets/presidential-elections-1796-1800-student-sheet-es.docx
+++ b/resources/dist/sheets/presidential-elections-1796-1800-student-sheet-es.docx
@@ -64,7 +64,7 @@
         </w:rPr>
         <w:t xml:space="preserve">Abre el mapa en MapMaker: </w:t>
       </w:r>
-      <w:hyperlink w:history="1" r:id="rIdnpj9ymey5fg5dokaui2el">
+      <w:hyperlink w:history="1" r:id="rIdt6n7za0h8esxtk24isdnc">
         <w:r>
           <w:rPr>
             <w:i/>
@@ -528,7 +528,7 @@
       <w:pStyle w:val="Credits"/>
     </w:pPr>
     <w:r>
-      <w:t xml:space="preserve">Partidos políticos y poder federal, 1796–1819, 0.4.0.</w:t>
+      <w:t xml:space="preserve">Partidos políticos y poder federal, 1796–1819, 0.5.0.</w:t>
     </w:r>
   </w:p>
 </w:ftr>

--- a/resources/dist/sheets/presidential-elections-1796-1800-student-sheet-es.docx
+++ b/resources/dist/sheets/presidential-elections-1796-1800-student-sheet-es.docx
@@ -64,7 +64,7 @@
         </w:rPr>
         <w:t xml:space="preserve">Abre el mapa en MapMaker: </w:t>
       </w:r>
-      <w:hyperlink w:history="1" r:id="rIdt6n7za0h8esxtk24isdnc">
+      <w:hyperlink w:history="1" r:id="rIdgphglw31vqg4vf0p1dmbj">
         <w:r>
           <w:rPr>
             <w:i/>

--- a/resources/dist/sheets/presidential-elections-1796-1800-student-sheet-es.docx
+++ b/resources/dist/sheets/presidential-elections-1796-1800-student-sheet-es.docx
@@ -25,7 +25,7 @@
           <w:tab w:val="left" w:pos="5600"/>
           <w:tab w:val="left" w:pos="9400" w:leader="underscore"/>
         </w:tabs>
-        <w:spacing w:after="120" w:before="120"/>
+        <w:spacing w:after="60" w:before="60"/>
       </w:pPr>
       <w:r>
         <w:t xml:space="preserve">Nombre:</w:t>
@@ -40,7 +40,7 @@
     <w:p>
       <w:pPr>
         <w:shd w:fill="E5EDF5" w:val="clear"/>
-        <w:spacing w:after="120"/>
+        <w:spacing w:after="80"/>
       </w:pPr>
       <w:r>
         <w:rPr>
@@ -64,7 +64,7 @@
         </w:rPr>
         <w:t xml:space="preserve">Abre el mapa en MapMaker: </w:t>
       </w:r>
-      <w:hyperlink w:history="1" r:id="rIdgphglw31vqg4vf0p1dmbj">
+      <w:hyperlink w:history="1" r:id="rIdnlvof7gzu3ofghfd1vw0p">
         <w:r>
           <w:rPr>
             <w:i/>
@@ -88,6 +88,7 @@
     <w:p>
       <w:pPr>
         <w:pStyle w:val="Heading2"/>
+        <w:spacing w:after="20" w:before="80"/>
       </w:pPr>
       <w:r>
         <w:t xml:space="preserve">Antes de empezar</w:t>
@@ -104,6 +105,7 @@
     <w:p>
       <w:pPr>
         <w:pStyle w:val="Heading2"/>
+        <w:spacing w:after="20" w:before="80"/>
       </w:pPr>
       <w:r>
         <w:t xml:space="preserve">Cómo leer el mapa</w:t>
@@ -136,6 +138,7 @@
     <w:p>
       <w:pPr>
         <w:pStyle w:val="Heading2"/>
+        <w:spacing w:after="20" w:before="80"/>
       </w:pPr>
       <w:r>
         <w:t xml:space="preserve">Preguntas</w:t>
@@ -149,17 +152,89 @@
           <w:ilvl w:val="0"/>
           <w:numId w:val="2"/>
         </w:numPr>
-        <w:spacing w:before="160"/>
-      </w:pPr>
-      <w:r>
-        <w:rPr>
-          <w:b/>
-          <w:bCs/>
-        </w:rPr>
-        <w:t xml:space="preserve">La elección de 1796. </w:t>
-      </w:r>
-      <w:r>
-        <w:t xml:space="preserve">Abre el marcador The sixteen states (Los dieciséis estados) y usa la leyenda para leer los gráficos circulares de 1796. ¿Qué parte del país votó sobre todo por Adams y cuál por Jefferson? Haz clic en cada gráfico de dos colores: ¿qué estados dividieron sus votos, y cómo?</w:t>
+        <w:spacing w:after="20" w:before="100"/>
+      </w:pPr>
+      <w:r>
+        <w:rPr>
+          <w:b/>
+          <w:bCs/>
+        </w:rPr>
+        <w:t xml:space="preserve">La elección de 1796</w:t>
+      </w:r>
+    </w:p>
+    <w:p>
+      <w:pPr>
+        <w:keepNext/>
+        <w:spacing w:after="0"/>
+        <w:ind w:left="360"/>
+      </w:pPr>
+      <w:r>
+        <w:rPr>
+          <w:b/>
+          <w:bCs/>
+          <w:color w:val="00619B"/>
+        </w:rPr>
+        <w:t xml:space="preserve">En el mapa:</w:t>
+      </w:r>
+    </w:p>
+    <w:p>
+      <w:pPr>
+        <w:keepNext/>
+        <w:spacing w:after="0" w:line="230"/>
+        <w:ind w:left="720" w:hanging="300"/>
+      </w:pPr>
+      <w:r>
+        <w:rPr>
+          <w:sz w:val="22"/>
+          <w:szCs w:val="22"/>
+        </w:rPr>
+        <w:t xml:space="preserve">1.	Abre el marcador The sixteen states (Los dieciséis estados).</w:t>
+      </w:r>
+    </w:p>
+    <w:p>
+      <w:pPr>
+        <w:keepNext/>
+        <w:spacing w:after="0" w:line="230"/>
+        <w:ind w:left="720" w:hanging="300"/>
+      </w:pPr>
+      <w:r>
+        <w:rPr>
+          <w:sz w:val="22"/>
+          <w:szCs w:val="22"/>
+        </w:rPr>
+        <w:t xml:space="preserve">2.	Usa la leyenda para leer los gráficos circulares de 1796.</w:t>
+      </w:r>
+    </w:p>
+    <w:p>
+      <w:pPr>
+        <w:keepNext/>
+        <w:spacing w:after="0" w:line="230"/>
+        <w:ind w:left="720" w:hanging="300"/>
+      </w:pPr>
+      <w:r>
+        <w:rPr>
+          <w:sz w:val="22"/>
+          <w:szCs w:val="22"/>
+        </w:rPr>
+        <w:t xml:space="preserve">3.	Haz clic en cada gráfico de dos colores y lee su ventana emergente.</w:t>
+      </w:r>
+    </w:p>
+    <w:p>
+      <w:pPr>
+        <w:keepNext/>
+        <w:spacing w:before="40"/>
+        <w:ind w:left="360"/>
+      </w:pPr>
+      <w:r>
+        <w:rPr>
+          <w:b/>
+          <w:bCs/>
+          <w:color w:val="00619B"/>
+        </w:rPr>
+        <w:t xml:space="preserve">Responde: </w:t>
+      </w:r>
+      <w:r>
+        <w:t xml:space="preserve">¿Qué parte del país votó sobre todo por Adams y cuál por Jefferson? ¿Qué estados dividieron sus votos, y cómo?</w:t>
       </w:r>
     </w:p>
     <w:p>
@@ -168,7 +243,7 @@
         <w:pBdr>
           <w:bottom w:val="single" w:color="8A949F" w:sz="4" w:space="1"/>
         </w:pBdr>
-        <w:spacing w:before="90" w:line="240"/>
+        <w:spacing w:before="80" w:line="240"/>
       </w:pPr>
       <w:r>
         <w:t xml:space="preserve"/>
@@ -180,7 +255,7 @@
         <w:pBdr>
           <w:bottom w:val="single" w:color="8A949E" w:sz="4" w:space="1"/>
         </w:pBdr>
-        <w:spacing w:before="90" w:line="240"/>
+        <w:spacing w:before="80" w:line="240"/>
       </w:pPr>
       <w:r>
         <w:t xml:space="preserve"/>
@@ -194,17 +269,89 @@
           <w:ilvl w:val="0"/>
           <w:numId w:val="2"/>
         </w:numPr>
-        <w:spacing w:before="160"/>
-      </w:pPr>
-      <w:r>
-        <w:rPr>
-          <w:b/>
-          <w:bCs/>
-        </w:rPr>
-        <w:t xml:space="preserve">La elección de 1800. </w:t>
-      </w:r>
-      <w:r>
-        <w:t xml:space="preserve">En las capas del mapa (Map layers), desactiva Election of 1796 (Elección de 1796) y activa Election of 1800 (Elección de 1800). ¿Qué estados tienen gráficos de dos colores esta vez? Haz clic en cada uno: ¿cómo se dividieron sus electores entre Adams y Jefferson? ¿Qué estado estuvo más reñido?</w:t>
+        <w:spacing w:after="20" w:before="100"/>
+      </w:pPr>
+      <w:r>
+        <w:rPr>
+          <w:b/>
+          <w:bCs/>
+        </w:rPr>
+        <w:t xml:space="preserve">La elección de 1800</w:t>
+      </w:r>
+    </w:p>
+    <w:p>
+      <w:pPr>
+        <w:keepNext/>
+        <w:spacing w:after="0"/>
+        <w:ind w:left="360"/>
+      </w:pPr>
+      <w:r>
+        <w:rPr>
+          <w:b/>
+          <w:bCs/>
+          <w:color w:val="00619B"/>
+        </w:rPr>
+        <w:t xml:space="preserve">En el mapa:</w:t>
+      </w:r>
+    </w:p>
+    <w:p>
+      <w:pPr>
+        <w:keepNext/>
+        <w:spacing w:after="0" w:line="230"/>
+        <w:ind w:left="720" w:hanging="300"/>
+      </w:pPr>
+      <w:r>
+        <w:rPr>
+          <w:sz w:val="22"/>
+          <w:szCs w:val="22"/>
+        </w:rPr>
+        <w:t xml:space="preserve">1.	En las capas del mapa (Map layers), desactiva Election of 1796 (Elección de 1796) y activa Election of 1800 (Elección de 1800).</w:t>
+      </w:r>
+    </w:p>
+    <w:p>
+      <w:pPr>
+        <w:keepNext/>
+        <w:spacing w:after="0" w:line="230"/>
+        <w:ind w:left="720" w:hanging="300"/>
+      </w:pPr>
+      <w:r>
+        <w:rPr>
+          <w:sz w:val="22"/>
+          <w:szCs w:val="22"/>
+        </w:rPr>
+        <w:t xml:space="preserve">2.	Busca los gráficos de dos colores.</w:t>
+      </w:r>
+    </w:p>
+    <w:p>
+      <w:pPr>
+        <w:keepNext/>
+        <w:spacing w:after="0" w:line="230"/>
+        <w:ind w:left="720" w:hanging="300"/>
+      </w:pPr>
+      <w:r>
+        <w:rPr>
+          <w:sz w:val="22"/>
+          <w:szCs w:val="22"/>
+        </w:rPr>
+        <w:t xml:space="preserve">3.	Haz clic en cada uno y lee cómo se dividieron sus electores.</w:t>
+      </w:r>
+    </w:p>
+    <w:p>
+      <w:pPr>
+        <w:keepNext/>
+        <w:spacing w:before="40"/>
+        <w:ind w:left="360"/>
+      </w:pPr>
+      <w:r>
+        <w:rPr>
+          <w:b/>
+          <w:bCs/>
+          <w:color w:val="00619B"/>
+        </w:rPr>
+        <w:t xml:space="preserve">Responde: </w:t>
+      </w:r>
+      <w:r>
+        <w:t xml:space="preserve">¿Qué estados tienen gráficos de dos colores esta vez? ¿Cómo se dividieron los electores de cada uno entre Adams y Jefferson? ¿Qué estado estuvo más reñido?</w:t>
       </w:r>
     </w:p>
     <w:p>
@@ -213,7 +360,7 @@
         <w:pBdr>
           <w:bottom w:val="single" w:color="8A949F" w:sz="4" w:space="1"/>
         </w:pBdr>
-        <w:spacing w:before="90" w:line="240"/>
+        <w:spacing w:before="80" w:line="240"/>
       </w:pPr>
       <w:r>
         <w:t xml:space="preserve"/>
@@ -225,7 +372,7 @@
         <w:pBdr>
           <w:bottom w:val="single" w:color="8A949E" w:sz="4" w:space="1"/>
         </w:pBdr>
-        <w:spacing w:before="90" w:line="240"/>
+        <w:spacing w:before="80" w:line="240"/>
       </w:pPr>
       <w:r>
         <w:t xml:space="preserve"/>
@@ -239,23 +386,95 @@
           <w:ilvl w:val="0"/>
           <w:numId w:val="2"/>
         </w:numPr>
-        <w:spacing w:before="160"/>
-      </w:pPr>
-      <w:r>
-        <w:rPr>
-          <w:b/>
-          <w:bCs/>
-        </w:rPr>
-        <w:t xml:space="preserve">¿Qué estados cambiaron? </w:t>
-      </w:r>
-      <w:r>
-        <w:t xml:space="preserve">Alterna entre Election of 1796 y Election of 1800 en las capas del mapa (una activada, la otra desactivada). ¿Qué estado cambió todo su gráfico de naranja a azul, y cuántos electores tenía? ¿Qué estados cambiaron las proporciones de su gráfico? ¿Cambió algún estado de Nueva Inglaterra? Con los dos mapas, describe dónde era fuerte cada partido y dónde competían los dos partidos.</w:t>
-      </w:r>
-    </w:p>
-    <w:p>
-      <w:pPr>
-        <w:keepNext/>
-        <w:spacing w:before="120"/>
+        <w:spacing w:after="20" w:before="100"/>
+      </w:pPr>
+      <w:r>
+        <w:rPr>
+          <w:b/>
+          <w:bCs/>
+        </w:rPr>
+        <w:t xml:space="preserve">¿Qué estados cambiaron?</w:t>
+      </w:r>
+    </w:p>
+    <w:p>
+      <w:pPr>
+        <w:keepNext/>
+        <w:spacing w:after="0"/>
+        <w:ind w:left="360"/>
+      </w:pPr>
+      <w:r>
+        <w:rPr>
+          <w:b/>
+          <w:bCs/>
+          <w:color w:val="00619B"/>
+        </w:rPr>
+        <w:t xml:space="preserve">En el mapa:</w:t>
+      </w:r>
+    </w:p>
+    <w:p>
+      <w:pPr>
+        <w:keepNext/>
+        <w:spacing w:after="0" w:line="230"/>
+        <w:ind w:left="720" w:hanging="300"/>
+      </w:pPr>
+      <w:r>
+        <w:rPr>
+          <w:sz w:val="22"/>
+          <w:szCs w:val="22"/>
+        </w:rPr>
+        <w:t xml:space="preserve">1.	En las capas del mapa, alterna entre Election of 1796 y Election of 1800 (una activada, la otra desactivada).</w:t>
+      </w:r>
+    </w:p>
+    <w:p>
+      <w:pPr>
+        <w:keepNext/>
+        <w:spacing w:after="0" w:line="230"/>
+        <w:ind w:left="720" w:hanging="300"/>
+      </w:pPr>
+      <w:r>
+        <w:rPr>
+          <w:sz w:val="22"/>
+          <w:szCs w:val="22"/>
+        </w:rPr>
+        <w:t xml:space="preserve">2.	Busca el estado cuyo gráfico entero cambió de naranja a azul y haz clic en él para leer sus electores.</w:t>
+      </w:r>
+    </w:p>
+    <w:p>
+      <w:pPr>
+        <w:keepNext/>
+        <w:spacing w:after="0" w:line="230"/>
+        <w:ind w:left="720" w:hanging="300"/>
+      </w:pPr>
+      <w:r>
+        <w:rPr>
+          <w:sz w:val="22"/>
+          <w:szCs w:val="22"/>
+        </w:rPr>
+        <w:t xml:space="preserve">3.	Busca los estados cuyos gráficos cambiaron sus proporciones y fíjate en Nueva Inglaterra.</w:t>
+      </w:r>
+    </w:p>
+    <w:p>
+      <w:pPr>
+        <w:keepNext/>
+        <w:spacing w:before="40"/>
+        <w:ind w:left="360"/>
+      </w:pPr>
+      <w:r>
+        <w:rPr>
+          <w:b/>
+          <w:bCs/>
+          <w:color w:val="00619B"/>
+        </w:rPr>
+        <w:t xml:space="preserve">Responde: </w:t>
+      </w:r>
+      <w:r>
+        <w:t xml:space="preserve">¿Qué estado cambió todo su gráfico de naranja a azul, y cuántos electores tenía? ¿Qué estados cambiaron las proporciones de su gráfico, y cambió algún estado de Nueva Inglaterra? Con los dos mapas, ¿dónde era fuerte cada partido y dónde competían los dos partidos?</w:t>
+      </w:r>
+    </w:p>
+    <w:p>
+      <w:pPr>
+        <w:keepNext/>
+        <w:spacing w:before="60"/>
         <w:ind w:left="360"/>
       </w:pPr>
       <w:r>
@@ -286,7 +505,7 @@
         <w:pBdr>
           <w:bottom w:val="single" w:color="8A949F" w:sz="4" w:space="1"/>
         </w:pBdr>
-        <w:spacing w:before="90" w:line="240"/>
+        <w:spacing w:before="80" w:line="240"/>
       </w:pPr>
       <w:r>
         <w:t xml:space="preserve"/>
@@ -294,14 +513,207 @@
     </w:p>
     <w:p>
       <w:pPr>
-        <w:keepNext/>
+        <w:keepNext w:val="false"/>
         <w:pBdr>
           <w:bottom w:val="single" w:color="8A949E" w:sz="4" w:space="1"/>
         </w:pBdr>
-        <w:spacing w:before="90" w:line="240"/>
+        <w:spacing w:before="80" w:line="240"/>
       </w:pPr>
       <w:r>
         <w:t xml:space="preserve"/>
+      </w:r>
+    </w:p>
+    <w:p>
+      <w:pPr>
+        <w:pStyle w:val="ListParagraph"/>
+        <w:keepNext/>
+        <w:numPr>
+          <w:ilvl w:val="0"/>
+          <w:numId w:val="2"/>
+        </w:numPr>
+        <w:spacing w:after="20" w:before="100"/>
+      </w:pPr>
+      <w:r>
+        <w:rPr>
+          <w:b/>
+          <w:bCs/>
+        </w:rPr>
+        <w:t xml:space="preserve">La Corte Suprema, cerca de la capital</w:t>
+      </w:r>
+    </w:p>
+    <w:p>
+      <w:pPr>
+        <w:keepNext/>
+        <w:spacing w:after="0"/>
+        <w:ind w:left="360"/>
+      </w:pPr>
+      <w:r>
+        <w:rPr>
+          <w:b/>
+          <w:bCs/>
+          <w:color w:val="00619B"/>
+        </w:rPr>
+        <w:t xml:space="preserve">En el mapa:</w:t>
+      </w:r>
+    </w:p>
+    <w:p>
+      <w:pPr>
+        <w:keepNext/>
+        <w:spacing w:after="0" w:line="230"/>
+        <w:ind w:left="720" w:hanging="300"/>
+      </w:pPr>
+      <w:r>
+        <w:rPr>
+          <w:sz w:val="22"/>
+          <w:szCs w:val="22"/>
+        </w:rPr>
+        <w:t xml:space="preserve">1.	Haz clic en los dos cuadrados rosados: Marbury v. Madison (1803) y McCulloch v. Maryland (1819).</w:t>
+      </w:r>
+    </w:p>
+    <w:p>
+      <w:pPr>
+        <w:keepNext/>
+        <w:spacing w:after="0" w:line="230"/>
+        <w:ind w:left="720" w:hanging="300"/>
+      </w:pPr>
+      <w:r>
+        <w:rPr>
+          <w:sz w:val="22"/>
+          <w:szCs w:val="22"/>
+        </w:rPr>
+        <w:t xml:space="preserve">2.	Lee la parte Why here (por qué aquí) de cada ventana emergente.</w:t>
+      </w:r>
+    </w:p>
+    <w:p>
+      <w:pPr>
+        <w:keepNext/>
+        <w:spacing w:after="0" w:line="230"/>
+        <w:ind w:left="720" w:hanging="300"/>
+      </w:pPr>
+      <w:r>
+        <w:rPr>
+          <w:sz w:val="22"/>
+          <w:szCs w:val="22"/>
+        </w:rPr>
+        <w:t xml:space="preserve">3.	Usa la herramienta de medir (Measure) para hallar la distancia en línea recta entre los dos cuadrados.</w:t>
+      </w:r>
+    </w:p>
+    <w:p>
+      <w:pPr>
+        <w:keepNext/>
+        <w:spacing w:before="40"/>
+        <w:ind w:left="360"/>
+      </w:pPr>
+      <w:r>
+        <w:rPr>
+          <w:b/>
+          <w:bCs/>
+          <w:color w:val="00619B"/>
+        </w:rPr>
+        <w:t xml:space="preserve">Responde: </w:t>
+      </w:r>
+      <w:r>
+        <w:t xml:space="preserve">¿Qué ocurrió en cada lugar para que el caso llegara a la Corte? ¿A qué distancia están los dos cuadrados? ¿Por qué crees que los dos casos surgieron tan cerca de la capital nacional?</w:t>
+      </w:r>
+    </w:p>
+    <w:p>
+      <w:pPr>
+        <w:keepNext/>
+        <w:spacing w:before="60"/>
+        <w:ind w:left="360"/>
+      </w:pPr>
+      <w:r>
+        <w:t xml:space="preserve">Distancia entre los dos casos: unas </w:t>
+      </w:r>
+      <w:r>
+        <w:rPr>
+          <w:u w:val="single"/>
+        </w:rPr>
+        <w:t xml:space="preserve">              </w:t>
+      </w:r>
+      <w:r>
+        <w:t xml:space="preserve"> millas.</w:t>
+      </w:r>
+    </w:p>
+    <w:p>
+      <w:pPr>
+        <w:keepNext/>
+        <w:pBdr>
+          <w:bottom w:val="single" w:color="8A949F" w:sz="4" w:space="1"/>
+        </w:pBdr>
+        <w:spacing w:before="80" w:line="240"/>
+      </w:pPr>
+      <w:r>
+        <w:t xml:space="preserve"/>
+      </w:r>
+    </w:p>
+    <w:p>
+      <w:pPr>
+        <w:keepNext w:val="false"/>
+        <w:pBdr>
+          <w:bottom w:val="single" w:color="8A949E" w:sz="4" w:space="1"/>
+        </w:pBdr>
+        <w:spacing w:before="80" w:line="240"/>
+      </w:pPr>
+      <w:r>
+        <w:t xml:space="preserve"/>
+      </w:r>
+    </w:p>
+    <w:p>
+      <w:pPr>
+        <w:keepNext/>
+        <w:spacing w:before="160"/>
+      </w:pPr>
+      <w:r>
+        <w:rPr>
+          <w:b/>
+          <w:bCs/>
+        </w:rPr>
+        <w:t xml:space="preserve">Tu respuesta: </w:t>
+      </w:r>
+      <w:r>
+        <w:t xml:space="preserve">Responde la pregunta central con evidencia de al menos dos capas del mapa. Puedes escribir un párrafo, dibujar en el mapa o hacer ambas cosas.</w:t>
+      </w:r>
+    </w:p>
+    <w:p>
+      <w:pPr>
+        <w:keepNext/>
+        <w:pBdr>
+          <w:bottom w:val="single" w:color="8A949F" w:sz="4" w:space="1"/>
+        </w:pBdr>
+        <w:spacing w:before="80" w:line="240"/>
+      </w:pPr>
+      <w:r>
+        <w:t xml:space="preserve"/>
+      </w:r>
+    </w:p>
+    <w:p>
+      <w:pPr>
+        <w:keepNext w:val="false"/>
+        <w:pBdr>
+          <w:bottom w:val="single" w:color="8A949E" w:sz="4" w:space="1"/>
+        </w:pBdr>
+        <w:spacing w:before="80" w:line="240"/>
+      </w:pPr>
+      <w:r>
+        <w:t xml:space="preserve"/>
+      </w:r>
+    </w:p>
+    <w:p>
+      <w:pPr>
+        <w:pStyle w:val="Heading2"/>
+        <w:spacing w:after="20" w:before="80"/>
+      </w:pPr>
+      <w:r>
+        <w:t xml:space="preserve">Reflexión</w:t>
+      </w:r>
+    </w:p>
+    <w:p>
+      <w:pPr>
+        <w:keepNext/>
+      </w:pPr>
+      <w:r>
+        <w:t xml:space="preserve">¿Qué te mostró el mapa sobre los primeros partidos políticos que quizá no habrías notado solo con la lectura?</w:t>
       </w:r>
     </w:p>
     <w:p>
@@ -310,7 +722,7 @@
         <w:pBdr>
           <w:bottom w:val="single" w:color="8A949F" w:sz="4" w:space="1"/>
         </w:pBdr>
-        <w:spacing w:before="90" w:line="240"/>
+        <w:spacing w:before="80" w:line="240"/>
       </w:pPr>
       <w:r>
         <w:t xml:space="preserve"/>
@@ -318,154 +730,14 @@
     </w:p>
     <w:p>
       <w:pPr>
-        <w:pStyle w:val="ListParagraph"/>
-        <w:keepNext/>
-        <w:numPr>
-          <w:ilvl w:val="0"/>
-          <w:numId w:val="2"/>
-        </w:numPr>
-        <w:spacing w:before="160"/>
-      </w:pPr>
-      <w:r>
-        <w:rPr>
-          <w:b/>
-          <w:bCs/>
-        </w:rPr>
-        <w:t xml:space="preserve">La Corte Suprema, cerca de la capital. </w:t>
-      </w:r>
-      <w:r>
-        <w:t xml:space="preserve">Haz clic en los dos cuadrados rosados: Marbury v. Madison (1803) y McCulloch v. Maryland (1819). En la parte Why here (por qué aquí) de cada ventana emergente, ¿qué ocurrió en ese lugar para que el caso llegara a la Corte? Usa la herramienta de medir (Measure) para hallar la distancia en línea recta entre los dos cuadrados. ¿Por qué crees que los dos casos surgieron tan cerca de la capital nacional?</w:t>
-      </w:r>
-    </w:p>
-    <w:p>
-      <w:pPr>
-        <w:keepNext/>
-        <w:spacing w:before="120"/>
-        <w:ind w:left="360"/>
-      </w:pPr>
-      <w:r>
-        <w:t xml:space="preserve">Distancia entre los dos casos: unas </w:t>
-      </w:r>
-      <w:r>
-        <w:rPr>
-          <w:u w:val="single"/>
-        </w:rPr>
-        <w:t xml:space="preserve">              </w:t>
-      </w:r>
-      <w:r>
-        <w:t xml:space="preserve"> millas.</w:t>
-      </w:r>
-    </w:p>
-    <w:p>
-      <w:pPr>
-        <w:keepNext/>
-        <w:pBdr>
-          <w:bottom w:val="single" w:color="8A949F" w:sz="4" w:space="1"/>
-        </w:pBdr>
-        <w:spacing w:before="90" w:line="240"/>
-      </w:pPr>
-      <w:r>
-        <w:t xml:space="preserve"/>
-      </w:r>
-    </w:p>
-    <w:p>
-      <w:pPr>
-        <w:keepNext w:val="false"/>
-        <w:pBdr>
-          <w:bottom w:val="single" w:color="8A949E" w:sz="4" w:space="1"/>
-        </w:pBdr>
-        <w:spacing w:before="90" w:line="240"/>
-      </w:pPr>
-      <w:r>
-        <w:t xml:space="preserve"/>
-      </w:r>
-    </w:p>
-    <w:p>
-      <w:pPr>
-        <w:keepNext/>
-        <w:spacing w:before="320"/>
-      </w:pPr>
-      <w:r>
-        <w:rPr>
-          <w:b/>
-          <w:bCs/>
-        </w:rPr>
-        <w:t xml:space="preserve">Tu respuesta: </w:t>
-      </w:r>
-      <w:r>
-        <w:t xml:space="preserve">Responde la pregunta central con evidencia de al menos dos capas del mapa. Puedes escribir un párrafo, dibujar en el mapa o hacer ambas cosas.</w:t>
-      </w:r>
-    </w:p>
-    <w:p>
-      <w:pPr>
-        <w:keepNext/>
-        <w:pBdr>
-          <w:bottom w:val="single" w:color="8A949F" w:sz="4" w:space="1"/>
-        </w:pBdr>
-        <w:spacing w:before="90" w:line="240"/>
-      </w:pPr>
-      <w:r>
-        <w:t xml:space="preserve"/>
-      </w:r>
-    </w:p>
-    <w:p>
-      <w:pPr>
-        <w:keepNext/>
-        <w:pBdr>
-          <w:bottom w:val="single" w:color="8A949E" w:sz="4" w:space="1"/>
-        </w:pBdr>
-        <w:spacing w:before="90" w:line="240"/>
-      </w:pPr>
-      <w:r>
-        <w:t xml:space="preserve"/>
-      </w:r>
-    </w:p>
-    <w:p>
-      <w:pPr>
-        <w:keepNext w:val="false"/>
-        <w:pBdr>
-          <w:bottom w:val="single" w:color="8A949F" w:sz="4" w:space="1"/>
-        </w:pBdr>
-        <w:spacing w:before="90" w:line="240"/>
-      </w:pPr>
-      <w:r>
-        <w:t xml:space="preserve"/>
-      </w:r>
-    </w:p>
-    <w:p>
-      <w:pPr>
-        <w:pStyle w:val="Heading2"/>
-      </w:pPr>
-      <w:r>
-        <w:t xml:space="preserve">Reflexión</w:t>
-      </w:r>
-    </w:p>
-    <w:p>
-      <w:pPr>
-        <w:keepNext/>
-      </w:pPr>
-      <w:r>
-        <w:t xml:space="preserve">¿Qué te mostró el mapa sobre los primeros partidos políticos que quizá no habrías notado solo con la lectura?</w:t>
-      </w:r>
-    </w:p>
-    <w:p>
-      <w:pPr>
-        <w:keepNext w:val="false"/>
-        <w:pBdr>
-          <w:bottom w:val="single" w:color="8A949F" w:sz="4" w:space="1"/>
-        </w:pBdr>
-        <w:spacing w:before="90" w:line="240"/>
-      </w:pPr>
-      <w:r>
-        <w:t xml:space="preserve"/>
-      </w:r>
-    </w:p>
-    <w:p>
-      <w:pPr>
         <w:pStyle w:val="Credits"/>
-        <w:spacing w:before="120"/>
-      </w:pPr>
-      <w:r>
+        <w:spacing w:before="60" w:line="190"/>
+      </w:pPr>
+      <w:r>
+        <w:rPr>
+          <w:sz w:val="16"/>
+          <w:szCs w:val="16"/>
+        </w:rPr>
         <w:t xml:space="preserve">Datos del mapa: National Archives (Electoral College results); state outlines from Natural Earth; National Archives (Milestone Documents).</w:t>
       </w:r>
     </w:p>
@@ -528,7 +800,7 @@
       <w:pStyle w:val="Credits"/>
     </w:pPr>
     <w:r>
-      <w:t xml:space="preserve">Partidos políticos y poder federal, 1796–1819, 0.5.0.</w:t>
+      <w:t xml:space="preserve">Partidos políticos y poder federal, 1796–1819, 0.6.0.</w:t>
     </w:r>
   </w:p>
 </w:ftr>

--- a/resources/dist/sheets/presidential-elections-1796-1800-student-sheet-es.docx
+++ b/resources/dist/sheets/presidential-elections-1796-1800-student-sheet-es.docx
@@ -64,7 +64,7 @@
         </w:rPr>
         <w:t xml:space="preserve">Abre el mapa en MapMaker: </w:t>
       </w:r>
-      <w:hyperlink w:history="1" r:id="rIdnlvof7gzu3ofghfd1vw0p">
+      <w:hyperlink w:history="1" r:id="rIdjap3ixgfmkbzdcupavt8v">
         <w:r>
           <w:rPr>
             <w:i/>
@@ -800,7 +800,7 @@
       <w:pStyle w:val="Credits"/>
     </w:pPr>
     <w:r>
-      <w:t xml:space="preserve">Partidos políticos y poder federal, 1796–1819, 0.6.0.</w:t>
+      <w:t xml:space="preserve">Partidos políticos y poder federal, 1796–1819, 0.7.0.</w:t>
     </w:r>
   </w:p>
 </w:ftr>

--- a/resources/dist/sheets/presidential-elections-1796-1800-student-sheet-es.docx
+++ b/resources/dist/sheets/presidential-elections-1796-1800-student-sheet-es.docx
@@ -64,7 +64,7 @@
         </w:rPr>
         <w:t xml:space="preserve">Abre el mapa en MapMaker: </w:t>
       </w:r>
-      <w:hyperlink w:history="1" r:id="rIdjap3ixgfmkbzdcupavt8v">
+      <w:hyperlink w:history="1" r:id="rIdesxvug2hd_bjvtehnspst">
         <w:r>
           <w:rPr>
             <w:i/>

--- a/resources/dist/sheets/presidential-elections-1796-1800-student-sheet-es.docx
+++ b/resources/dist/sheets/presidential-elections-1796-1800-student-sheet-es.docx
@@ -64,7 +64,7 @@
         </w:rPr>
         <w:t xml:space="preserve">Abre el mapa en MapMaker: </w:t>
       </w:r>
-      <w:hyperlink w:history="1" r:id="rIdesxvug2hd_bjvtehnspst">
+      <w:hyperlink w:history="1" r:id="rIdc22hyct62g-jm8aaldr3q">
         <w:r>
           <w:rPr>
             <w:i/>

--- a/resources/dist/sheets/presidential-elections-1796-1800-student-sheet-es.docx
+++ b/resources/dist/sheets/presidential-elections-1796-1800-student-sheet-es.docx
@@ -62,9 +62,9 @@
           <w:i/>
           <w:iCs/>
         </w:rPr>
-        <w:t xml:space="preserve">Abre el mapa en MapMaker: </w:t>
-      </w:r>
-      <w:hyperlink w:history="1" r:id="rIdc22hyct62g-jm8aaldr3q">
+        <w:t xml:space="preserve">Abre el mapa: </w:t>
+      </w:r>
+      <w:hyperlink w:history="1" r:id="rIdfjzqwvdqyqjzwmotsxttz">
         <w:r>
           <w:rPr>
             <w:i/>
@@ -82,7 +82,7 @@
         <w:spacing w:after="160"/>
       </w:pPr>
       <w:r>
-        <w:t xml:space="preserve">Dirección del mapa: https://mpmkr.maps.arcgis.com/apps/instant/atlas/index.html?appid=0cd1cdee853c413a84bfe4b9a6931f0d&amp;webmap=6173219d9cd84812bcd4fed859b2c182</w:t>
+        <w:t xml:space="preserve">Dirección del mapa: https://www.arcgis.com/apps/instant/atlas/index.html?appid=0cd1cdee853c413a84bfe4b9a6931f0d&amp;webmap=6173219d9cd84812bcd4fed859b2c182</w:t>
       </w:r>
     </w:p>
     <w:p>

--- a/resources/dist/sheets/presidential-elections-1796-1800-student-sheet-es.docx
+++ b/resources/dist/sheets/presidential-elections-1796-1800-student-sheet-es.docx
@@ -64,7 +64,7 @@
         </w:rPr>
         <w:t xml:space="preserve">Abre el mapa: </w:t>
       </w:r>
-      <w:hyperlink w:history="1" r:id="rIdfjzqwvdqyqjzwmotsxttz">
+      <w:hyperlink w:history="1" r:id="rIdyiux8t-0n8i5-z_isj3s0">
         <w:r>
           <w:rPr>
             <w:i/>

--- a/resources/dist/sheets/presidential-elections-1796-1800-student-sheet-es.docx
+++ b/resources/dist/sheets/presidential-elections-1796-1800-student-sheet-es.docx
@@ -64,7 +64,7 @@
         </w:rPr>
         <w:t xml:space="preserve">Abre el mapa: </w:t>
       </w:r>
-      <w:hyperlink w:history="1" r:id="rIdyiux8t-0n8i5-z_isj3s0">
+      <w:hyperlink w:history="1" r:id="rIdd_xaorfutica8ezf9pypf">
         <w:r>
           <w:rPr>
             <w:i/>

--- a/resources/dist/sheets/presidential-elections-1796-1800-student-sheet-es.docx
+++ b/resources/dist/sheets/presidential-elections-1796-1800-student-sheet-es.docx
@@ -64,7 +64,7 @@
         </w:rPr>
         <w:t xml:space="preserve">Abre el mapa: </w:t>
       </w:r>
-      <w:hyperlink w:history="1" r:id="rIdd_xaorfutica8ezf9pypf">
+      <w:hyperlink w:history="1" r:id="rIdp5ncityryzlswqkhlih8d">
         <w:r>
           <w:rPr>
             <w:i/>
@@ -800,7 +800,7 @@
       <w:pStyle w:val="Credits"/>
     </w:pPr>
     <w:r>
-      <w:t xml:space="preserve">Partidos políticos y poder federal, 1796–1819, 0.7.0.</w:t>
+      <w:t xml:space="preserve">Partidos políticos y poder federal, 1796–1819, 0.7.1.</w:t>
     </w:r>
   </w:p>
 </w:ftr>

--- a/resources/dist/sheets/presidential-elections-1796-1800-student-sheet-es.docx
+++ b/resources/dist/sheets/presidential-elections-1796-1800-student-sheet-es.docx
@@ -55,7 +55,7 @@
     </w:p>
     <w:p>
       <w:pPr>
-        <w:spacing w:after="40"/>
+        <w:spacing w:after="160"/>
       </w:pPr>
       <w:r>
         <w:rPr>
@@ -64,7 +64,7 @@
         </w:rPr>
         <w:t xml:space="preserve">Abre el mapa: </w:t>
       </w:r>
-      <w:hyperlink w:history="1" r:id="rIdp5ncityryzlswqkhlih8d">
+      <w:hyperlink w:history="1" r:id="rIdk9wk6p_ye5o3vgwct6a9g">
         <w:r>
           <w:rPr>
             <w:i/>
@@ -78,15 +78,6 @@
     </w:p>
     <w:p>
       <w:pPr>
-        <w:pStyle w:val="Credits"/>
-        <w:spacing w:after="160"/>
-      </w:pPr>
-      <w:r>
-        <w:t xml:space="preserve">Dirección del mapa: https://www.arcgis.com/apps/instant/atlas/index.html?appid=0cd1cdee853c413a84bfe4b9a6931f0d&amp;webmap=6173219d9cd84812bcd4fed859b2c182</w:t>
-      </w:r>
-    </w:p>
-    <w:p>
-      <w:pPr>
         <w:pStyle w:val="Heading2"/>
         <w:spacing w:after="20" w:before="80"/>
       </w:pPr>
@@ -726,19 +717,6 @@
       </w:pPr>
       <w:r>
         <w:t xml:space="preserve"/>
-      </w:r>
-    </w:p>
-    <w:p>
-      <w:pPr>
-        <w:pStyle w:val="Credits"/>
-        <w:spacing w:before="60" w:line="190"/>
-      </w:pPr>
-      <w:r>
-        <w:rPr>
-          <w:sz w:val="16"/>
-          <w:szCs w:val="16"/>
-        </w:rPr>
-        <w:t xml:space="preserve">Datos del mapa: National Archives (Electoral College results); state outlines from Natural Earth; National Archives (Milestone Documents).</w:t>
       </w:r>
     </w:p>
     <w:sectPr>

--- a/resources/dist/sheets/presidential-elections-1796-1800-student-sheet-es.docx
+++ b/resources/dist/sheets/presidential-elections-1796-1800-student-sheet-es.docx
@@ -64,7 +64,7 @@
         </w:rPr>
         <w:t xml:space="preserve">Abre el mapa: </w:t>
       </w:r>
-      <w:hyperlink w:history="1" r:id="rIdk9wk6p_ye5o3vgwct6a9g">
+      <w:hyperlink w:history="1" r:id="rIdw2mylitt7ls6nm1cgj95k">
         <w:r>
           <w:rPr>
             <w:i/>

--- a/resources/dist/sheets/presidential-elections-1796-1800-student-sheet-es.docx
+++ b/resources/dist/sheets/presidential-elections-1796-1800-student-sheet-es.docx
@@ -64,7 +64,7 @@
         </w:rPr>
         <w:t xml:space="preserve">Abre el mapa: </w:t>
       </w:r>
-      <w:hyperlink w:history="1" r:id="rIdw2mylitt7ls6nm1cgj95k">
+      <w:hyperlink w:history="1" r:id="rIdsybzphrbmx7-hjdyfv7ds">
         <w:r>
           <w:rPr>
             <w:i/>
@@ -778,7 +778,7 @@
       <w:pStyle w:val="Credits"/>
     </w:pPr>
     <w:r>
-      <w:t xml:space="preserve">Partidos políticos y poder federal, 1796–1819, 0.7.1.</w:t>
+      <w:t xml:space="preserve">Partidos políticos y poder federal, 1796–1819, 0.7.2.</w:t>
     </w:r>
   </w:p>
 </w:ftr>

--- a/resources/dist/sheets/presidential-elections-1796-1800-student-sheet-es.docx
+++ b/resources/dist/sheets/presidential-elections-1796-1800-student-sheet-es.docx
@@ -64,7 +64,7 @@
         </w:rPr>
         <w:t xml:space="preserve">Abre el mapa: </w:t>
       </w:r>
-      <w:hyperlink w:history="1" r:id="rIdsybzphrbmx7-hjdyfv7ds">
+      <w:hyperlink w:history="1" r:id="rId-qqq0okgorfpnmcxgmi1x">
         <w:r>
           <w:rPr>
             <w:i/>

--- a/resources/dist/sheets/presidential-elections-1796-1800-student-sheet-es.docx
+++ b/resources/dist/sheets/presidential-elections-1796-1800-student-sheet-es.docx
@@ -64,7 +64,7 @@
         </w:rPr>
         <w:t xml:space="preserve">Abre el mapa: </w:t>
       </w:r>
-      <w:hyperlink w:history="1" r:id="rId-qqq0okgorfpnmcxgmi1x">
+      <w:hyperlink w:history="1" r:id="rId2cshvfgknnoog43v7640l">
         <w:r>
           <w:rPr>
             <w:i/>

--- a/resources/dist/sheets/presidential-elections-1796-1800-student-sheet-es.docx
+++ b/resources/dist/sheets/presidential-elections-1796-1800-student-sheet-es.docx
@@ -64,7 +64,7 @@
         </w:rPr>
         <w:t xml:space="preserve">Abre el mapa: </w:t>
       </w:r>
-      <w:hyperlink w:history="1" r:id="rId2cshvfgknnoog43v7640l">
+      <w:hyperlink w:history="1" r:id="rIdlh7gzly22fd0hd9t26ndb">
         <w:r>
           <w:rPr>
             <w:i/>
